--- a/10 - Lab - File Input Output/Lab Notes - Task 10.docx
+++ b/10 - Lab - File Input Output/Lab Notes - Task 10.docx
@@ -2,7 +2,228 @@
 <file path=word/document.xml><?xml version="1.0" encoding="utf-8"?>
 <w:document xmlns:wpc="http://schemas.microsoft.com/office/word/2010/wordprocessingCanvas" xmlns:cx="http://schemas.microsoft.com/office/drawing/2014/chartex" xmlns:cx1="http://schemas.microsoft.com/office/drawing/2015/9/8/chartex" xmlns:cx2="http://schemas.microsoft.com/office/drawing/2015/10/21/chartex" xmlns:cx3="http://schemas.microsoft.com/office/drawing/2016/5/9/chartex" xmlns:cx4="http://schemas.microsoft.com/office/drawing/2016/5/10/chartex" xmlns:cx5="http://schemas.microsoft.com/office/drawing/2016/5/11/chartex" xmlns:cx6="http://schemas.microsoft.com/office/drawing/2016/5/12/chartex" xmlns:cx7="http://schemas.microsoft.com/office/drawing/2016/5/13/chartex" xmlns:cx8="http://schemas.microsoft.com/office/drawing/2016/5/14/chartex" xmlns:mc="http://schemas.openxmlformats.org/markup-compatibility/2006" xmlns:aink="http://schemas.microsoft.com/office/drawing/2016/ink" xmlns:am3d="http://schemas.microsoft.com/office/drawing/2017/model3d" xmlns:o="urn:schemas-microsoft-com:office:office" xmlns:oel="http://schemas.microsoft.com/office/2019/extlst" xmlns:r="http://schemas.openxmlformats.org/officeDocument/2006/relationships" xmlns:m="http://schemas.openxmlformats.org/officeDocument/2006/math" xmlns:v="urn:schemas-microsoft-com:vml" xmlns:wp14="http://schemas.microsoft.com/office/word/2010/wordprocessingDrawing" xmlns:wp="http://schemas.openxmlformats.org/drawingml/2006/wordprocessingDrawing" xmlns:w10="urn:schemas-microsoft-com:office:word" xmlns:w="http://schemas.openxmlformats.org/wordprocessingml/2006/main" xmlns:w14="http://schemas.microsoft.com/office/word/2010/wordml" xmlns:w15="http://schemas.microsoft.com/office/word/2012/wordml" xmlns:w16cex="http://schemas.microsoft.com/office/word/2018/wordml/cex" xmlns:w16cid="http://schemas.microsoft.com/office/word/2016/wordml/cid" xmlns:w16="http://schemas.microsoft.com/office/word/2018/wordml" xmlns:w16sdtdh="http://schemas.microsoft.com/office/word/2020/wordml/sdtdatahash" xmlns:w16se="http://schemas.microsoft.com/office/word/2015/wordml/symex" xmlns:wpg="http://schemas.microsoft.com/office/word/2010/wordprocessingGroup" xmlns:wpi="http://schemas.microsoft.com/office/word/2010/wordprocessingInk" xmlns:wne="http://schemas.microsoft.com/office/word/2006/wordml" xmlns:wps="http://schemas.microsoft.com/office/word/2010/wordprocessingShape" mc:Ignorable="w14 w15 w16se w16cid w16 w16cex w16sdtdh wp14">
   <w:body>
+    <w:p>
+      <w:pPr>
+        <w:pStyle w:val="Heading1"/>
+      </w:pPr>
+      <w:r>
+        <w:t xml:space="preserve">Task </w:t>
+      </w:r>
+      <w:r>
+        <w:t>10</w:t>
+      </w:r>
+      <w:r>
+        <w:t xml:space="preserve"> - </w:t>
+      </w:r>
+      <w:r>
+        <w:t>File Input Output</w:t>
+      </w:r>
+    </w:p>
+    <w:p>
+      <w:pPr>
+        <w:pStyle w:val="Heading1"/>
+      </w:pPr>
+      <w:r>
+        <w:t>Mohamed Shafi Uzman Fassy (102608927)</w:t>
+      </w:r>
+    </w:p>
+    <w:p>
+      <w:pPr>
+        <w:pStyle w:val="Heading2"/>
+      </w:pPr>
+      <w:r>
+        <w:t xml:space="preserve"> </w:t>
+      </w:r>
+      <w:r>
+        <w:t>COS30031 Games Programming</w:t>
+      </w:r>
+    </w:p>
     <w:p/>
+    <w:p>
+      <w:pPr>
+        <w:rPr>
+          <w:b/>
+          <w:bCs/>
+          <w:sz w:val="28"/>
+          <w:szCs w:val="28"/>
+        </w:rPr>
+      </w:pPr>
+      <w:r>
+        <w:rPr>
+          <w:b/>
+          <w:bCs/>
+          <w:sz w:val="28"/>
+          <w:szCs w:val="28"/>
+        </w:rPr>
+        <w:t xml:space="preserve">Part A: </w:t>
+      </w:r>
+    </w:p>
+    <w:p>
+      <w:pPr>
+        <w:rPr>
+          <w:b/>
+          <w:bCs/>
+          <w:i/>
+          <w:iCs/>
+          <w:sz w:val="28"/>
+          <w:szCs w:val="28"/>
+        </w:rPr>
+      </w:pPr>
+      <w:r>
+        <w:rPr>
+          <w:b/>
+          <w:bCs/>
+          <w:i/>
+          <w:iCs/>
+          <w:sz w:val="28"/>
+          <w:szCs w:val="28"/>
+        </w:rPr>
+        <w:t>Notes:</w:t>
+      </w:r>
+    </w:p>
+    <w:p>
+      <w:pPr>
+        <w:pStyle w:val="ListParagraph"/>
+        <w:numPr>
+          <w:ilvl w:val="0"/>
+          <w:numId w:val="1"/>
+        </w:numPr>
+        <w:rPr>
+          <w:b/>
+          <w:bCs/>
+          <w:sz w:val="28"/>
+          <w:szCs w:val="28"/>
+        </w:rPr>
+      </w:pPr>
+      <w:r>
+        <w:rPr>
+          <w:sz w:val="28"/>
+          <w:szCs w:val="28"/>
+        </w:rPr>
+        <w:t>Created Data header file.</w:t>
+      </w:r>
+    </w:p>
+    <w:p>
+      <w:pPr>
+        <w:pStyle w:val="ListParagraph"/>
+        <w:numPr>
+          <w:ilvl w:val="0"/>
+          <w:numId w:val="1"/>
+        </w:numPr>
+        <w:rPr>
+          <w:sz w:val="28"/>
+          <w:szCs w:val="28"/>
+        </w:rPr>
+      </w:pPr>
+      <w:r>
+        <w:rPr>
+          <w:sz w:val="28"/>
+          <w:szCs w:val="28"/>
+        </w:rPr>
+        <w:t>Create</w:t>
+      </w:r>
+      <w:r>
+        <w:rPr>
+          <w:sz w:val="28"/>
+          <w:szCs w:val="28"/>
+        </w:rPr>
+        <w:t>d</w:t>
+      </w:r>
+      <w:r>
+        <w:rPr>
+          <w:sz w:val="28"/>
+          <w:szCs w:val="28"/>
+        </w:rPr>
+        <w:t xml:space="preserve"> an instance and set its values</w:t>
+      </w:r>
+      <w:r>
+        <w:rPr>
+          <w:sz w:val="28"/>
+          <w:szCs w:val="28"/>
+        </w:rPr>
+        <w:t xml:space="preserve"> in main.</w:t>
+      </w:r>
+    </w:p>
+    <w:p>
+      <w:pPr>
+        <w:pStyle w:val="ListParagraph"/>
+        <w:numPr>
+          <w:ilvl w:val="0"/>
+          <w:numId w:val="1"/>
+        </w:numPr>
+        <w:rPr>
+          <w:sz w:val="28"/>
+          <w:szCs w:val="28"/>
+        </w:rPr>
+      </w:pPr>
+      <w:r>
+        <w:rPr>
+          <w:sz w:val="28"/>
+          <w:szCs w:val="28"/>
+        </w:rPr>
+        <w:t>Created a reusable print function in main.</w:t>
+      </w:r>
+    </w:p>
+    <w:p>
+      <w:pPr>
+        <w:pStyle w:val="ListParagraph"/>
+        <w:numPr>
+          <w:ilvl w:val="0"/>
+          <w:numId w:val="1"/>
+        </w:numPr>
+        <w:rPr>
+          <w:sz w:val="28"/>
+          <w:szCs w:val="28"/>
+        </w:rPr>
+      </w:pPr>
+      <w:r>
+        <w:rPr>
+          <w:sz w:val="28"/>
+          <w:szCs w:val="28"/>
+        </w:rPr>
+        <w:t>Modified main to create and save files.</w:t>
+      </w:r>
+    </w:p>
+    <w:p>
+      <w:pPr>
+        <w:pStyle w:val="ListParagraph"/>
+        <w:numPr>
+          <w:ilvl w:val="0"/>
+          <w:numId w:val="1"/>
+        </w:numPr>
+        <w:rPr>
+          <w:sz w:val="28"/>
+          <w:szCs w:val="28"/>
+        </w:rPr>
+      </w:pPr>
+      <w:r>
+        <w:rPr>
+          <w:sz w:val="28"/>
+          <w:szCs w:val="28"/>
+        </w:rPr>
+        <w:t>Implemented read from file function.</w:t>
+      </w:r>
+    </w:p>
+    <w:p>
+      <w:pPr>
+        <w:pStyle w:val="ListParagraph"/>
+        <w:numPr>
+          <w:ilvl w:val="0"/>
+          <w:numId w:val="1"/>
+        </w:numPr>
+        <w:rPr>
+          <w:sz w:val="28"/>
+          <w:szCs w:val="28"/>
+        </w:rPr>
+      </w:pPr>
+      <w:r>
+        <w:rPr>
+          <w:sz w:val="28"/>
+          <w:szCs w:val="28"/>
+        </w:rPr>
+        <w:t>Organized Main Code Structure.</w:t>
+      </w:r>
+    </w:p>
     <w:sectPr>
       <w:pgSz w:w="12240" w:h="15840"/>
       <w:pgMar w:top="1440" w:right="1440" w:bottom="1440" w:left="1440" w:header="720" w:footer="720" w:gutter="0"/>
@@ -11,6 +232,126 @@
     </w:sectPr>
   </w:body>
 </w:document>
+</file>
+
+<file path=word/numbering.xml><?xml version="1.0" encoding="utf-8"?>
+<w:numbering xmlns:wpc="http://schemas.microsoft.com/office/word/2010/wordprocessingCanvas" xmlns:cx="http://schemas.microsoft.com/office/drawing/2014/chartex" xmlns:cx1="http://schemas.microsoft.com/office/drawing/2015/9/8/chartex" xmlns:cx2="http://schemas.microsoft.com/office/drawing/2015/10/21/chartex" xmlns:cx3="http://schemas.microsoft.com/office/drawing/2016/5/9/chartex" xmlns:cx4="http://schemas.microsoft.com/office/drawing/2016/5/10/chartex" xmlns:cx5="http://schemas.microsoft.com/office/drawing/2016/5/11/chartex" xmlns:cx6="http://schemas.microsoft.com/office/drawing/2016/5/12/chartex" xmlns:cx7="http://schemas.microsoft.com/office/drawing/2016/5/13/chartex" xmlns:cx8="http://schemas.microsoft.com/office/drawing/2016/5/14/chartex" xmlns:mc="http://schemas.openxmlformats.org/markup-compatibility/2006" xmlns:aink="http://schemas.microsoft.com/office/drawing/2016/ink" xmlns:am3d="http://schemas.microsoft.com/office/drawing/2017/model3d" xmlns:o="urn:schemas-microsoft-com:office:office" xmlns:oel="http://schemas.microsoft.com/office/2019/extlst" xmlns:r="http://schemas.openxmlformats.org/officeDocument/2006/relationships" xmlns:m="http://schemas.openxmlformats.org/officeDocument/2006/math" xmlns:v="urn:schemas-microsoft-com:vml" xmlns:wp14="http://schemas.microsoft.com/office/word/2010/wordprocessingDrawing" xmlns:wp="http://schemas.openxmlformats.org/drawingml/2006/wordprocessingDrawing" xmlns:w10="urn:schemas-microsoft-com:office:word" xmlns:w="http://schemas.openxmlformats.org/wordprocessingml/2006/main" xmlns:w14="http://schemas.microsoft.com/office/word/2010/wordml" xmlns:w15="http://schemas.microsoft.com/office/word/2012/wordml" xmlns:w16cex="http://schemas.microsoft.com/office/word/2018/wordml/cex" xmlns:w16cid="http://schemas.microsoft.com/office/word/2016/wordml/cid" xmlns:w16="http://schemas.microsoft.com/office/word/2018/wordml" xmlns:w16sdtdh="http://schemas.microsoft.com/office/word/2020/wordml/sdtdatahash" xmlns:w16se="http://schemas.microsoft.com/office/word/2015/wordml/symex" xmlns:wpg="http://schemas.microsoft.com/office/word/2010/wordprocessingGroup" xmlns:wpi="http://schemas.microsoft.com/office/word/2010/wordprocessingInk" xmlns:wne="http://schemas.microsoft.com/office/word/2006/wordml" xmlns:wps="http://schemas.microsoft.com/office/word/2010/wordprocessingShape" mc:Ignorable="w14 w15 w16se w16cid w16 w16cex w16sdtdh wp14">
+  <w:abstractNum w:abstractNumId="0" w15:restartNumberingAfterBreak="0">
+    <w:nsid w:val="5CF74358"/>
+    <w:multiLevelType w:val="hybridMultilevel"/>
+    <w:tmpl w:val="9CFE471C"/>
+    <w:lvl w:ilvl="0" w:tplc="395AA7B0">
+      <w:numFmt w:val="bullet"/>
+      <w:lvlText w:val="-"/>
+      <w:lvlJc w:val="left"/>
+      <w:pPr>
+        <w:ind w:left="720" w:hanging="360"/>
+      </w:pPr>
+      <w:rPr>
+        <w:rFonts w:ascii="Calibri" w:eastAsiaTheme="minorHAnsi" w:hAnsi="Calibri" w:cs="Calibri" w:hint="default"/>
+      </w:rPr>
+    </w:lvl>
+    <w:lvl w:ilvl="1" w:tplc="04090003" w:tentative="1">
+      <w:start w:val="1"/>
+      <w:numFmt w:val="bullet"/>
+      <w:lvlText w:val="o"/>
+      <w:lvlJc w:val="left"/>
+      <w:pPr>
+        <w:ind w:left="1440" w:hanging="360"/>
+      </w:pPr>
+      <w:rPr>
+        <w:rFonts w:ascii="Courier New" w:hAnsi="Courier New" w:cs="Courier New" w:hint="default"/>
+      </w:rPr>
+    </w:lvl>
+    <w:lvl w:ilvl="2" w:tplc="04090005" w:tentative="1">
+      <w:start w:val="1"/>
+      <w:numFmt w:val="bullet"/>
+      <w:lvlText w:val=""/>
+      <w:lvlJc w:val="left"/>
+      <w:pPr>
+        <w:ind w:left="2160" w:hanging="360"/>
+      </w:pPr>
+      <w:rPr>
+        <w:rFonts w:ascii="Wingdings" w:hAnsi="Wingdings" w:hint="default"/>
+      </w:rPr>
+    </w:lvl>
+    <w:lvl w:ilvl="3" w:tplc="04090001" w:tentative="1">
+      <w:start w:val="1"/>
+      <w:numFmt w:val="bullet"/>
+      <w:lvlText w:val=""/>
+      <w:lvlJc w:val="left"/>
+      <w:pPr>
+        <w:ind w:left="2880" w:hanging="360"/>
+      </w:pPr>
+      <w:rPr>
+        <w:rFonts w:ascii="Symbol" w:hAnsi="Symbol" w:hint="default"/>
+      </w:rPr>
+    </w:lvl>
+    <w:lvl w:ilvl="4" w:tplc="04090003" w:tentative="1">
+      <w:start w:val="1"/>
+      <w:numFmt w:val="bullet"/>
+      <w:lvlText w:val="o"/>
+      <w:lvlJc w:val="left"/>
+      <w:pPr>
+        <w:ind w:left="3600" w:hanging="360"/>
+      </w:pPr>
+      <w:rPr>
+        <w:rFonts w:ascii="Courier New" w:hAnsi="Courier New" w:cs="Courier New" w:hint="default"/>
+      </w:rPr>
+    </w:lvl>
+    <w:lvl w:ilvl="5" w:tplc="04090005" w:tentative="1">
+      <w:start w:val="1"/>
+      <w:numFmt w:val="bullet"/>
+      <w:lvlText w:val=""/>
+      <w:lvlJc w:val="left"/>
+      <w:pPr>
+        <w:ind w:left="4320" w:hanging="360"/>
+      </w:pPr>
+      <w:rPr>
+        <w:rFonts w:ascii="Wingdings" w:hAnsi="Wingdings" w:hint="default"/>
+      </w:rPr>
+    </w:lvl>
+    <w:lvl w:ilvl="6" w:tplc="04090001" w:tentative="1">
+      <w:start w:val="1"/>
+      <w:numFmt w:val="bullet"/>
+      <w:lvlText w:val=""/>
+      <w:lvlJc w:val="left"/>
+      <w:pPr>
+        <w:ind w:left="5040" w:hanging="360"/>
+      </w:pPr>
+      <w:rPr>
+        <w:rFonts w:ascii="Symbol" w:hAnsi="Symbol" w:hint="default"/>
+      </w:rPr>
+    </w:lvl>
+    <w:lvl w:ilvl="7" w:tplc="04090003" w:tentative="1">
+      <w:start w:val="1"/>
+      <w:numFmt w:val="bullet"/>
+      <w:lvlText w:val="o"/>
+      <w:lvlJc w:val="left"/>
+      <w:pPr>
+        <w:ind w:left="5760" w:hanging="360"/>
+      </w:pPr>
+      <w:rPr>
+        <w:rFonts w:ascii="Courier New" w:hAnsi="Courier New" w:cs="Courier New" w:hint="default"/>
+      </w:rPr>
+    </w:lvl>
+    <w:lvl w:ilvl="8" w:tplc="04090005" w:tentative="1">
+      <w:start w:val="1"/>
+      <w:numFmt w:val="bullet"/>
+      <w:lvlText w:val=""/>
+      <w:lvlJc w:val="left"/>
+      <w:pPr>
+        <w:ind w:left="6480" w:hanging="360"/>
+      </w:pPr>
+      <w:rPr>
+        <w:rFonts w:ascii="Wingdings" w:hAnsi="Wingdings" w:hint="default"/>
+      </w:rPr>
+    </w:lvl>
+  </w:abstractNum>
+  <w:num w:numId="1" w16cid:durableId="239682888">
+    <w:abstractNumId w:val="0"/>
+  </w:num>
+</w:numbering>
 </file>
 
 <file path=word/styles.xml><?xml version="1.0" encoding="utf-8"?>
@@ -413,11 +754,52 @@
   <w:style w:type="paragraph" w:default="1" w:styleId="Normal">
     <w:name w:val="Normal"/>
     <w:qFormat/>
+    <w:rsid w:val="001D549D"/>
+    <w:rPr>
+      <w:sz w:val="24"/>
+      <w:szCs w:val="24"/>
+    </w:rPr>
+  </w:style>
+  <w:style w:type="paragraph" w:styleId="Heading1">
+    <w:name w:val="heading 1"/>
+    <w:basedOn w:val="Normal"/>
+    <w:next w:val="Normal"/>
+    <w:link w:val="Heading1Char"/>
+    <w:uiPriority w:val="9"/>
+    <w:qFormat/>
+    <w:rsid w:val="001D549D"/>
+    <w:pPr>
+      <w:spacing w:line="360" w:lineRule="auto"/>
+      <w:jc w:val="both"/>
+      <w:outlineLvl w:val="0"/>
+    </w:pPr>
+    <w:rPr>
+      <w:b/>
+      <w:bCs/>
+      <w:sz w:val="36"/>
+      <w:szCs w:val="36"/>
+    </w:rPr>
+  </w:style>
+  <w:style w:type="paragraph" w:styleId="Heading2">
+    <w:name w:val="heading 2"/>
+    <w:basedOn w:val="Heading1"/>
+    <w:next w:val="Normal"/>
+    <w:link w:val="Heading2Char"/>
+    <w:uiPriority w:val="9"/>
+    <w:unhideWhenUsed/>
+    <w:qFormat/>
+    <w:rsid w:val="001D549D"/>
+    <w:pPr>
+      <w:outlineLvl w:val="1"/>
+    </w:pPr>
+    <w:rPr>
+      <w:sz w:val="28"/>
+      <w:szCs w:val="28"/>
+    </w:rPr>
   </w:style>
   <w:style w:type="character" w:default="1" w:styleId="DefaultParagraphFont">
     <w:name w:val="Default Paragraph Font"/>
     <w:uiPriority w:val="1"/>
-    <w:semiHidden/>
     <w:unhideWhenUsed/>
   </w:style>
   <w:style w:type="table" w:default="1" w:styleId="TableNormal">
@@ -440,6 +822,43 @@
     <w:uiPriority w:val="99"/>
     <w:semiHidden/>
     <w:unhideWhenUsed/>
+  </w:style>
+  <w:style w:type="character" w:customStyle="1" w:styleId="Heading1Char">
+    <w:name w:val="Heading 1 Char"/>
+    <w:basedOn w:val="DefaultParagraphFont"/>
+    <w:link w:val="Heading1"/>
+    <w:uiPriority w:val="9"/>
+    <w:rsid w:val="001D549D"/>
+    <w:rPr>
+      <w:b/>
+      <w:bCs/>
+      <w:sz w:val="36"/>
+      <w:szCs w:val="36"/>
+    </w:rPr>
+  </w:style>
+  <w:style w:type="character" w:customStyle="1" w:styleId="Heading2Char">
+    <w:name w:val="Heading 2 Char"/>
+    <w:basedOn w:val="DefaultParagraphFont"/>
+    <w:link w:val="Heading2"/>
+    <w:uiPriority w:val="9"/>
+    <w:rsid w:val="001D549D"/>
+    <w:rPr>
+      <w:b/>
+      <w:bCs/>
+      <w:sz w:val="28"/>
+      <w:szCs w:val="28"/>
+    </w:rPr>
+  </w:style>
+  <w:style w:type="paragraph" w:styleId="ListParagraph">
+    <w:name w:val="List Paragraph"/>
+    <w:basedOn w:val="Normal"/>
+    <w:uiPriority w:val="34"/>
+    <w:qFormat/>
+    <w:rsid w:val="001D549D"/>
+    <w:pPr>
+      <w:ind w:left="720"/>
+      <w:contextualSpacing/>
+    </w:pPr>
   </w:style>
 </w:styles>
 </file>

--- a/10 - Lab - File Input Output/Lab Notes - Task 10.docx
+++ b/10 - Lab - File Input Output/Lab Notes - Task 10.docx
@@ -222,6 +222,403 @@
           <w:szCs w:val="28"/>
         </w:rPr>
         <w:t>Organized Main Code Structure.</w:t>
+      </w:r>
+    </w:p>
+    <w:p>
+      <w:pPr>
+        <w:pStyle w:val="ListParagraph"/>
+        <w:numPr>
+          <w:ilvl w:val="0"/>
+          <w:numId w:val="1"/>
+        </w:numPr>
+        <w:rPr>
+          <w:sz w:val="28"/>
+          <w:szCs w:val="28"/>
+        </w:rPr>
+      </w:pPr>
+      <w:r>
+        <w:rPr>
+          <w:sz w:val="28"/>
+          <w:szCs w:val="28"/>
+        </w:rPr>
+        <w:t>Committed and pushed each implementation.</w:t>
+      </w:r>
+    </w:p>
+    <w:p>
+      <w:pPr>
+        <w:pStyle w:val="ListParagraph"/>
+        <w:numPr>
+          <w:ilvl w:val="0"/>
+          <w:numId w:val="1"/>
+        </w:numPr>
+        <w:rPr>
+          <w:sz w:val="28"/>
+          <w:szCs w:val="28"/>
+        </w:rPr>
+      </w:pPr>
+      <w:r>
+        <w:rPr>
+          <w:sz w:val="28"/>
+          <w:szCs w:val="28"/>
+        </w:rPr>
+        <w:t>Answered the 3 questions.</w:t>
+      </w:r>
+    </w:p>
+    <w:p>
+      <w:pPr>
+        <w:rPr>
+          <w:b/>
+          <w:bCs/>
+          <w:i/>
+          <w:iCs/>
+          <w:sz w:val="28"/>
+          <w:szCs w:val="28"/>
+        </w:rPr>
+      </w:pPr>
+      <w:r>
+        <w:rPr>
+          <w:b/>
+          <w:bCs/>
+          <w:i/>
+          <w:iCs/>
+          <w:sz w:val="28"/>
+          <w:szCs w:val="28"/>
+        </w:rPr>
+        <w:t>Questions:</w:t>
+      </w:r>
+    </w:p>
+    <w:p>
+      <w:pPr>
+        <w:pStyle w:val="ListParagraph"/>
+        <w:numPr>
+          <w:ilvl w:val="0"/>
+          <w:numId w:val="2"/>
+        </w:numPr>
+        <w:spacing w:line="360" w:lineRule="auto"/>
+        <w:rPr>
+          <w:sz w:val="28"/>
+          <w:szCs w:val="28"/>
+        </w:rPr>
+      </w:pPr>
+      <w:r>
+        <w:rPr>
+          <w:sz w:val="28"/>
+          <w:szCs w:val="28"/>
+        </w:rPr>
+        <w:t>There are different file open modes: What are they?</w:t>
+      </w:r>
+      <w:r>
+        <w:rPr>
+          <w:sz w:val="28"/>
+          <w:szCs w:val="28"/>
+        </w:rPr>
+        <w:br/>
+      </w:r>
+      <w:r>
+        <w:rPr>
+          <w:sz w:val="28"/>
+          <w:szCs w:val="28"/>
+        </w:rPr>
+        <w:br/>
+        <w:t>The Different files open modes would be “</w:t>
+      </w:r>
+      <w:r>
+        <w:rPr>
+          <w:b/>
+          <w:bCs/>
+          <w:sz w:val="28"/>
+          <w:szCs w:val="28"/>
+        </w:rPr>
+        <w:t>ios::in</w:t>
+      </w:r>
+      <w:r>
+        <w:rPr>
+          <w:sz w:val="28"/>
+          <w:szCs w:val="28"/>
+        </w:rPr>
+        <w:t>” to read “</w:t>
+      </w:r>
+      <w:r>
+        <w:rPr>
+          <w:b/>
+          <w:bCs/>
+          <w:sz w:val="28"/>
+          <w:szCs w:val="28"/>
+        </w:rPr>
+        <w:t>ios::out</w:t>
+      </w:r>
+      <w:r>
+        <w:rPr>
+          <w:sz w:val="28"/>
+          <w:szCs w:val="28"/>
+        </w:rPr>
+        <w:t>” to write, “</w:t>
+      </w:r>
+      <w:r>
+        <w:rPr>
+          <w:b/>
+          <w:bCs/>
+          <w:sz w:val="28"/>
+          <w:szCs w:val="28"/>
+        </w:rPr>
+        <w:t>ios::binary</w:t>
+      </w:r>
+      <w:r>
+        <w:rPr>
+          <w:sz w:val="28"/>
+          <w:szCs w:val="28"/>
+        </w:rPr>
+        <w:t xml:space="preserve">” to </w:t>
+      </w:r>
+      <w:r>
+        <w:rPr>
+          <w:sz w:val="28"/>
+          <w:szCs w:val="28"/>
+        </w:rPr>
+        <w:t xml:space="preserve">use </w:t>
+      </w:r>
+      <w:r>
+        <w:rPr>
+          <w:sz w:val="28"/>
+          <w:szCs w:val="28"/>
+        </w:rPr>
+        <w:t xml:space="preserve">binary </w:t>
+      </w:r>
+      <w:r>
+        <w:rPr>
+          <w:sz w:val="28"/>
+          <w:szCs w:val="28"/>
+        </w:rPr>
+        <w:t>operations</w:t>
+      </w:r>
+      <w:r>
+        <w:rPr>
+          <w:sz w:val="28"/>
+          <w:szCs w:val="28"/>
+        </w:rPr>
+        <w:t>, “</w:t>
+      </w:r>
+      <w:r>
+        <w:rPr>
+          <w:b/>
+          <w:bCs/>
+          <w:sz w:val="28"/>
+          <w:szCs w:val="28"/>
+        </w:rPr>
+        <w:t>ios::ate</w:t>
+      </w:r>
+      <w:r>
+        <w:rPr>
+          <w:sz w:val="28"/>
+          <w:szCs w:val="28"/>
+        </w:rPr>
+        <w:t>” to end at opening, “</w:t>
+      </w:r>
+      <w:r>
+        <w:rPr>
+          <w:b/>
+          <w:bCs/>
+          <w:sz w:val="28"/>
+          <w:szCs w:val="28"/>
+        </w:rPr>
+        <w:t>ios::app</w:t>
+      </w:r>
+      <w:r>
+        <w:rPr>
+          <w:sz w:val="28"/>
+          <w:szCs w:val="28"/>
+        </w:rPr>
+        <w:t xml:space="preserve">” to append </w:t>
+      </w:r>
+      <w:r>
+        <w:rPr>
+          <w:sz w:val="28"/>
+          <w:szCs w:val="28"/>
+        </w:rPr>
+        <w:t xml:space="preserve">data to file </w:t>
+      </w:r>
+      <w:r>
+        <w:rPr>
+          <w:sz w:val="28"/>
+          <w:szCs w:val="28"/>
+        </w:rPr>
+        <w:t>and “</w:t>
+      </w:r>
+      <w:r>
+        <w:rPr>
+          <w:b/>
+          <w:bCs/>
+          <w:sz w:val="28"/>
+          <w:szCs w:val="28"/>
+        </w:rPr>
+        <w:t>ios::trunc</w:t>
+      </w:r>
+      <w:r>
+        <w:rPr>
+          <w:sz w:val="28"/>
+          <w:szCs w:val="28"/>
+        </w:rPr>
+        <w:t>” to replace and delete previous content in file when opening.</w:t>
+      </w:r>
+      <w:r>
+        <w:rPr>
+          <w:sz w:val="28"/>
+          <w:szCs w:val="28"/>
+        </w:rPr>
+        <w:br/>
+      </w:r>
+    </w:p>
+    <w:p>
+      <w:pPr>
+        <w:pStyle w:val="ListParagraph"/>
+        <w:numPr>
+          <w:ilvl w:val="0"/>
+          <w:numId w:val="2"/>
+        </w:numPr>
+        <w:rPr>
+          <w:sz w:val="28"/>
+          <w:szCs w:val="28"/>
+        </w:rPr>
+      </w:pPr>
+      <w:r>
+        <w:rPr>
+          <w:sz w:val="28"/>
+          <w:szCs w:val="28"/>
+        </w:rPr>
+        <w:t>What happens if you don’t “close” the file? Is it something we need to worry about?</w:t>
+      </w:r>
+    </w:p>
+    <w:p>
+      <w:pPr>
+        <w:pStyle w:val="ListParagraph"/>
+        <w:rPr>
+          <w:sz w:val="28"/>
+          <w:szCs w:val="28"/>
+        </w:rPr>
+      </w:pPr>
+      <w:r>
+        <w:rPr>
+          <w:sz w:val="28"/>
+          <w:szCs w:val="28"/>
+        </w:rPr>
+        <w:br/>
+        <w:t>when a file does not get close can lead to data corruption.</w:t>
+      </w:r>
+      <w:r>
+        <w:rPr>
+          <w:sz w:val="28"/>
+          <w:szCs w:val="28"/>
+        </w:rPr>
+        <w:br/>
+      </w:r>
+    </w:p>
+    <w:p>
+      <w:pPr>
+        <w:pStyle w:val="ListParagraph"/>
+        <w:numPr>
+          <w:ilvl w:val="0"/>
+          <w:numId w:val="2"/>
+        </w:numPr>
+        <w:spacing w:line="360" w:lineRule="auto"/>
+        <w:jc w:val="both"/>
+        <w:rPr>
+          <w:sz w:val="28"/>
+          <w:szCs w:val="28"/>
+        </w:rPr>
+      </w:pPr>
+      <w:r>
+        <w:rPr>
+          <w:sz w:val="28"/>
+          <w:szCs w:val="28"/>
+        </w:rPr>
+        <w:lastRenderedPageBreak/>
+        <w:t>How many bytes are in the file? Is this expected based on the size of the variable types?</w:t>
+      </w:r>
+    </w:p>
+    <w:p>
+      <w:pPr>
+        <w:pStyle w:val="ListParagraph"/>
+        <w:spacing w:line="360" w:lineRule="auto"/>
+        <w:jc w:val="both"/>
+        <w:rPr>
+          <w:sz w:val="28"/>
+          <w:szCs w:val="28"/>
+        </w:rPr>
+      </w:pPr>
+      <w:r>
+        <w:rPr>
+          <w:sz w:val="28"/>
+          <w:szCs w:val="28"/>
+        </w:rPr>
+        <w:br/>
+        <w:t>the file has 12 bytes which means</w:t>
+      </w:r>
+      <w:r>
+        <w:rPr>
+          <w:sz w:val="28"/>
+          <w:szCs w:val="28"/>
+        </w:rPr>
+        <w:t xml:space="preserve"> if 1 byte is for a char and int and float typically have 4 bytes each which should make up 9 bytes the discrepancy is due to padding where sometimes c++ compliers can add padding to ensure that data structures align to memory for performance </w:t>
+      </w:r>
+      <w:r>
+        <w:rPr>
+          <w:sz w:val="28"/>
+          <w:szCs w:val="28"/>
+        </w:rPr>
+        <w:t>reasons and to</w:t>
+      </w:r>
+      <w:r>
+        <w:rPr>
+          <w:sz w:val="28"/>
+          <w:szCs w:val="28"/>
+        </w:rPr>
+        <w:t xml:space="preserve"> </w:t>
+      </w:r>
+      <w:r>
+        <w:rPr>
+          <w:sz w:val="28"/>
+          <w:szCs w:val="28"/>
+        </w:rPr>
+        <w:t>remove</w:t>
+      </w:r>
+      <w:r>
+        <w:rPr>
+          <w:sz w:val="28"/>
+          <w:szCs w:val="28"/>
+        </w:rPr>
+        <w:t xml:space="preserve"> padding we can add </w:t>
+      </w:r>
+      <w:r>
+        <w:rPr>
+          <w:b/>
+          <w:bCs/>
+          <w:sz w:val="28"/>
+          <w:szCs w:val="28"/>
+        </w:rPr>
+        <w:t>“</w:t>
+      </w:r>
+      <w:r>
+        <w:rPr>
+          <w:b/>
+          <w:bCs/>
+          <w:sz w:val="28"/>
+          <w:szCs w:val="28"/>
+        </w:rPr>
+        <w:t>#pragma pack</w:t>
+      </w:r>
+      <w:r>
+        <w:rPr>
+          <w:sz w:val="28"/>
+          <w:szCs w:val="28"/>
+        </w:rPr>
+        <w:t>”</w:t>
+      </w:r>
+      <w:r>
+        <w:rPr>
+          <w:sz w:val="28"/>
+          <w:szCs w:val="28"/>
+        </w:rPr>
+        <w:t>.</w:t>
       </w:r>
     </w:p>
     <w:sectPr>
@@ -237,6 +634,95 @@
 <file path=word/numbering.xml><?xml version="1.0" encoding="utf-8"?>
 <w:numbering xmlns:wpc="http://schemas.microsoft.com/office/word/2010/wordprocessingCanvas" xmlns:cx="http://schemas.microsoft.com/office/drawing/2014/chartex" xmlns:cx1="http://schemas.microsoft.com/office/drawing/2015/9/8/chartex" xmlns:cx2="http://schemas.microsoft.com/office/drawing/2015/10/21/chartex" xmlns:cx3="http://schemas.microsoft.com/office/drawing/2016/5/9/chartex" xmlns:cx4="http://schemas.microsoft.com/office/drawing/2016/5/10/chartex" xmlns:cx5="http://schemas.microsoft.com/office/drawing/2016/5/11/chartex" xmlns:cx6="http://schemas.microsoft.com/office/drawing/2016/5/12/chartex" xmlns:cx7="http://schemas.microsoft.com/office/drawing/2016/5/13/chartex" xmlns:cx8="http://schemas.microsoft.com/office/drawing/2016/5/14/chartex" xmlns:mc="http://schemas.openxmlformats.org/markup-compatibility/2006" xmlns:aink="http://schemas.microsoft.com/office/drawing/2016/ink" xmlns:am3d="http://schemas.microsoft.com/office/drawing/2017/model3d" xmlns:o="urn:schemas-microsoft-com:office:office" xmlns:oel="http://schemas.microsoft.com/office/2019/extlst" xmlns:r="http://schemas.openxmlformats.org/officeDocument/2006/relationships" xmlns:m="http://schemas.openxmlformats.org/officeDocument/2006/math" xmlns:v="urn:schemas-microsoft-com:vml" xmlns:wp14="http://schemas.microsoft.com/office/word/2010/wordprocessingDrawing" xmlns:wp="http://schemas.openxmlformats.org/drawingml/2006/wordprocessingDrawing" xmlns:w10="urn:schemas-microsoft-com:office:word" xmlns:w="http://schemas.openxmlformats.org/wordprocessingml/2006/main" xmlns:w14="http://schemas.microsoft.com/office/word/2010/wordml" xmlns:w15="http://schemas.microsoft.com/office/word/2012/wordml" xmlns:w16cex="http://schemas.microsoft.com/office/word/2018/wordml/cex" xmlns:w16cid="http://schemas.microsoft.com/office/word/2016/wordml/cid" xmlns:w16="http://schemas.microsoft.com/office/word/2018/wordml" xmlns:w16sdtdh="http://schemas.microsoft.com/office/word/2020/wordml/sdtdatahash" xmlns:w16se="http://schemas.microsoft.com/office/word/2015/wordml/symex" xmlns:wpg="http://schemas.microsoft.com/office/word/2010/wordprocessingGroup" xmlns:wpi="http://schemas.microsoft.com/office/word/2010/wordprocessingInk" xmlns:wne="http://schemas.microsoft.com/office/word/2006/wordml" xmlns:wps="http://schemas.microsoft.com/office/word/2010/wordprocessingShape" mc:Ignorable="w14 w15 w16se w16cid w16 w16cex w16sdtdh wp14">
   <w:abstractNum w:abstractNumId="0" w15:restartNumberingAfterBreak="0">
+    <w:nsid w:val="21754523"/>
+    <w:multiLevelType w:val="hybridMultilevel"/>
+    <w:tmpl w:val="473636DC"/>
+    <w:lvl w:ilvl="0" w:tplc="0409000F">
+      <w:start w:val="1"/>
+      <w:numFmt w:val="decimal"/>
+      <w:lvlText w:val="%1."/>
+      <w:lvlJc w:val="left"/>
+      <w:pPr>
+        <w:ind w:left="720" w:hanging="360"/>
+      </w:pPr>
+      <w:rPr>
+        <w:rFonts w:hint="default"/>
+      </w:rPr>
+    </w:lvl>
+    <w:lvl w:ilvl="1" w:tplc="04090019" w:tentative="1">
+      <w:start w:val="1"/>
+      <w:numFmt w:val="lowerLetter"/>
+      <w:lvlText w:val="%2."/>
+      <w:lvlJc w:val="left"/>
+      <w:pPr>
+        <w:ind w:left="1440" w:hanging="360"/>
+      </w:pPr>
+    </w:lvl>
+    <w:lvl w:ilvl="2" w:tplc="0409001B" w:tentative="1">
+      <w:start w:val="1"/>
+      <w:numFmt w:val="lowerRoman"/>
+      <w:lvlText w:val="%3."/>
+      <w:lvlJc w:val="right"/>
+      <w:pPr>
+        <w:ind w:left="2160" w:hanging="180"/>
+      </w:pPr>
+    </w:lvl>
+    <w:lvl w:ilvl="3" w:tplc="0409000F" w:tentative="1">
+      <w:start w:val="1"/>
+      <w:numFmt w:val="decimal"/>
+      <w:lvlText w:val="%4."/>
+      <w:lvlJc w:val="left"/>
+      <w:pPr>
+        <w:ind w:left="2880" w:hanging="360"/>
+      </w:pPr>
+    </w:lvl>
+    <w:lvl w:ilvl="4" w:tplc="04090019" w:tentative="1">
+      <w:start w:val="1"/>
+      <w:numFmt w:val="lowerLetter"/>
+      <w:lvlText w:val="%5."/>
+      <w:lvlJc w:val="left"/>
+      <w:pPr>
+        <w:ind w:left="3600" w:hanging="360"/>
+      </w:pPr>
+    </w:lvl>
+    <w:lvl w:ilvl="5" w:tplc="0409001B" w:tentative="1">
+      <w:start w:val="1"/>
+      <w:numFmt w:val="lowerRoman"/>
+      <w:lvlText w:val="%6."/>
+      <w:lvlJc w:val="right"/>
+      <w:pPr>
+        <w:ind w:left="4320" w:hanging="180"/>
+      </w:pPr>
+    </w:lvl>
+    <w:lvl w:ilvl="6" w:tplc="0409000F" w:tentative="1">
+      <w:start w:val="1"/>
+      <w:numFmt w:val="decimal"/>
+      <w:lvlText w:val="%7."/>
+      <w:lvlJc w:val="left"/>
+      <w:pPr>
+        <w:ind w:left="5040" w:hanging="360"/>
+      </w:pPr>
+    </w:lvl>
+    <w:lvl w:ilvl="7" w:tplc="04090019" w:tentative="1">
+      <w:start w:val="1"/>
+      <w:numFmt w:val="lowerLetter"/>
+      <w:lvlText w:val="%8."/>
+      <w:lvlJc w:val="left"/>
+      <w:pPr>
+        <w:ind w:left="5760" w:hanging="360"/>
+      </w:pPr>
+    </w:lvl>
+    <w:lvl w:ilvl="8" w:tplc="0409001B" w:tentative="1">
+      <w:start w:val="1"/>
+      <w:numFmt w:val="lowerRoman"/>
+      <w:lvlText w:val="%9."/>
+      <w:lvlJc w:val="right"/>
+      <w:pPr>
+        <w:ind w:left="6480" w:hanging="180"/>
+      </w:pPr>
+    </w:lvl>
+  </w:abstractNum>
+  <w:abstractNum w:abstractNumId="1" w15:restartNumberingAfterBreak="0">
     <w:nsid w:val="5CF74358"/>
     <w:multiLevelType w:val="hybridMultilevel"/>
     <w:tmpl w:val="9CFE471C"/>
@@ -349,6 +835,9 @@
     </w:lvl>
   </w:abstractNum>
   <w:num w:numId="1" w16cid:durableId="239682888">
+    <w:abstractNumId w:val="1"/>
+  </w:num>
+  <w:num w:numId="2" w16cid:durableId="896550797">
     <w:abstractNumId w:val="0"/>
   </w:num>
 </w:numbering>

--- a/10 - Lab - File Input Output/Lab Notes - Task 10.docx
+++ b/10 - Lab - File Input Output/Lab Notes - Task 10.docx
@@ -620,6 +620,88 @@
         </w:rPr>
         <w:t>.</w:t>
       </w:r>
+    </w:p>
+    <w:p>
+      <w:pPr>
+        <w:pStyle w:val="ListParagraph"/>
+        <w:spacing w:line="360" w:lineRule="auto"/>
+        <w:jc w:val="both"/>
+        <w:rPr>
+          <w:sz w:val="28"/>
+          <w:szCs w:val="28"/>
+        </w:rPr>
+      </w:pPr>
+    </w:p>
+    <w:p>
+      <w:pPr>
+        <w:rPr>
+          <w:b/>
+          <w:bCs/>
+          <w:sz w:val="28"/>
+          <w:szCs w:val="28"/>
+        </w:rPr>
+      </w:pPr>
+      <w:r>
+        <w:rPr>
+          <w:b/>
+          <w:bCs/>
+          <w:sz w:val="28"/>
+          <w:szCs w:val="28"/>
+        </w:rPr>
+        <w:t xml:space="preserve">Part </w:t>
+      </w:r>
+      <w:r>
+        <w:rPr>
+          <w:b/>
+          <w:bCs/>
+          <w:sz w:val="28"/>
+          <w:szCs w:val="28"/>
+        </w:rPr>
+        <w:t>B</w:t>
+      </w:r>
+      <w:r>
+        <w:rPr>
+          <w:b/>
+          <w:bCs/>
+          <w:sz w:val="28"/>
+          <w:szCs w:val="28"/>
+        </w:rPr>
+        <w:t xml:space="preserve">: </w:t>
+      </w:r>
+    </w:p>
+    <w:p>
+      <w:pPr>
+        <w:rPr>
+          <w:b/>
+          <w:bCs/>
+          <w:i/>
+          <w:iCs/>
+          <w:sz w:val="28"/>
+          <w:szCs w:val="28"/>
+        </w:rPr>
+      </w:pPr>
+      <w:r>
+        <w:rPr>
+          <w:b/>
+          <w:bCs/>
+          <w:i/>
+          <w:iCs/>
+          <w:sz w:val="28"/>
+          <w:szCs w:val="28"/>
+        </w:rPr>
+        <w:t>Notes:</w:t>
+      </w:r>
+    </w:p>
+    <w:p>
+      <w:pPr>
+        <w:pStyle w:val="ListParagraph"/>
+        <w:spacing w:line="360" w:lineRule="auto"/>
+        <w:jc w:val="both"/>
+        <w:rPr>
+          <w:sz w:val="28"/>
+          <w:szCs w:val="28"/>
+        </w:rPr>
+      </w:pPr>
     </w:p>
     <w:sectPr>
       <w:pgSz w:w="12240" w:h="15840"/>

--- a/10 - Lab - File Input Output/Lab Notes - Task 10.docx
+++ b/10 - Lab - File Input Output/Lab Notes - Task 10.docx
@@ -691,6 +691,43 @@
         </w:rPr>
         <w:t>Notes:</w:t>
       </w:r>
+    </w:p>
+    <w:p>
+      <w:pPr>
+        <w:pStyle w:val="ListParagraph"/>
+        <w:numPr>
+          <w:ilvl w:val="0"/>
+          <w:numId w:val="1"/>
+        </w:numPr>
+        <w:rPr>
+          <w:b/>
+          <w:bCs/>
+          <w:sz w:val="28"/>
+          <w:szCs w:val="28"/>
+        </w:rPr>
+      </w:pPr>
+      <w:r>
+        <w:rPr>
+          <w:sz w:val="28"/>
+          <w:szCs w:val="28"/>
+        </w:rPr>
+        <w:t xml:space="preserve">Commented Out Part A Code </w:t>
+      </w:r>
+    </w:p>
+    <w:p>
+      <w:pPr>
+        <w:pStyle w:val="ListParagraph"/>
+        <w:numPr>
+          <w:ilvl w:val="0"/>
+          <w:numId w:val="1"/>
+        </w:numPr>
+        <w:rPr>
+          <w:b/>
+          <w:bCs/>
+          <w:sz w:val="28"/>
+          <w:szCs w:val="28"/>
+        </w:rPr>
+      </w:pPr>
     </w:p>
     <w:p>
       <w:pPr>

--- a/10 - Lab - File Input Output/Lab Notes - Task 10.docx
+++ b/10 - Lab - File Input Output/Lab Notes - Task 10.docx
@@ -322,14 +322,25 @@
         <w:br/>
         <w:t>The Different files open modes would be “</w:t>
       </w:r>
-      <w:r>
-        <w:rPr>
-          <w:b/>
-          <w:bCs/>
-          <w:sz w:val="28"/>
-          <w:szCs w:val="28"/>
-        </w:rPr>
-        <w:t>ios::in</w:t>
+      <w:proofErr w:type="spellStart"/>
+      <w:r>
+        <w:rPr>
+          <w:b/>
+          <w:bCs/>
+          <w:sz w:val="28"/>
+          <w:szCs w:val="28"/>
+        </w:rPr>
+        <w:t>ios</w:t>
+      </w:r>
+      <w:proofErr w:type="spellEnd"/>
+      <w:r>
+        <w:rPr>
+          <w:b/>
+          <w:bCs/>
+          <w:sz w:val="28"/>
+          <w:szCs w:val="28"/>
+        </w:rPr>
+        <w:t>::in</w:t>
       </w:r>
       <w:r>
         <w:rPr>
@@ -338,14 +349,25 @@
         </w:rPr>
         <w:t>” to read “</w:t>
       </w:r>
-      <w:r>
-        <w:rPr>
-          <w:b/>
-          <w:bCs/>
-          <w:sz w:val="28"/>
-          <w:szCs w:val="28"/>
-        </w:rPr>
-        <w:t>ios::out</w:t>
+      <w:proofErr w:type="spellStart"/>
+      <w:r>
+        <w:rPr>
+          <w:b/>
+          <w:bCs/>
+          <w:sz w:val="28"/>
+          <w:szCs w:val="28"/>
+        </w:rPr>
+        <w:t>ios</w:t>
+      </w:r>
+      <w:proofErr w:type="spellEnd"/>
+      <w:r>
+        <w:rPr>
+          <w:b/>
+          <w:bCs/>
+          <w:sz w:val="28"/>
+          <w:szCs w:val="28"/>
+        </w:rPr>
+        <w:t>::out</w:t>
       </w:r>
       <w:r>
         <w:rPr>
@@ -354,14 +376,25 @@
         </w:rPr>
         <w:t>” to write, “</w:t>
       </w:r>
-      <w:r>
-        <w:rPr>
-          <w:b/>
-          <w:bCs/>
-          <w:sz w:val="28"/>
-          <w:szCs w:val="28"/>
-        </w:rPr>
-        <w:t>ios::binary</w:t>
+      <w:proofErr w:type="spellStart"/>
+      <w:r>
+        <w:rPr>
+          <w:b/>
+          <w:bCs/>
+          <w:sz w:val="28"/>
+          <w:szCs w:val="28"/>
+        </w:rPr>
+        <w:t>ios</w:t>
+      </w:r>
+      <w:proofErr w:type="spellEnd"/>
+      <w:r>
+        <w:rPr>
+          <w:b/>
+          <w:bCs/>
+          <w:sz w:val="28"/>
+          <w:szCs w:val="28"/>
+        </w:rPr>
+        <w:t>::binary</w:t>
       </w:r>
       <w:r>
         <w:rPr>
@@ -398,14 +431,25 @@
         </w:rPr>
         <w:t>, “</w:t>
       </w:r>
-      <w:r>
-        <w:rPr>
-          <w:b/>
-          <w:bCs/>
-          <w:sz w:val="28"/>
-          <w:szCs w:val="28"/>
-        </w:rPr>
-        <w:t>ios::ate</w:t>
+      <w:proofErr w:type="spellStart"/>
+      <w:r>
+        <w:rPr>
+          <w:b/>
+          <w:bCs/>
+          <w:sz w:val="28"/>
+          <w:szCs w:val="28"/>
+        </w:rPr>
+        <w:t>ios</w:t>
+      </w:r>
+      <w:proofErr w:type="spellEnd"/>
+      <w:r>
+        <w:rPr>
+          <w:b/>
+          <w:bCs/>
+          <w:sz w:val="28"/>
+          <w:szCs w:val="28"/>
+        </w:rPr>
+        <w:t>::ate</w:t>
       </w:r>
       <w:r>
         <w:rPr>
@@ -414,14 +458,25 @@
         </w:rPr>
         <w:t>” to end at opening, “</w:t>
       </w:r>
-      <w:r>
-        <w:rPr>
-          <w:b/>
-          <w:bCs/>
-          <w:sz w:val="28"/>
-          <w:szCs w:val="28"/>
-        </w:rPr>
-        <w:t>ios::app</w:t>
+      <w:proofErr w:type="spellStart"/>
+      <w:r>
+        <w:rPr>
+          <w:b/>
+          <w:bCs/>
+          <w:sz w:val="28"/>
+          <w:szCs w:val="28"/>
+        </w:rPr>
+        <w:t>ios</w:t>
+      </w:r>
+      <w:proofErr w:type="spellEnd"/>
+      <w:r>
+        <w:rPr>
+          <w:b/>
+          <w:bCs/>
+          <w:sz w:val="28"/>
+          <w:szCs w:val="28"/>
+        </w:rPr>
+        <w:t>::app</w:t>
       </w:r>
       <w:r>
         <w:rPr>
@@ -444,15 +499,37 @@
         </w:rPr>
         <w:t>and “</w:t>
       </w:r>
-      <w:r>
-        <w:rPr>
-          <w:b/>
-          <w:bCs/>
-          <w:sz w:val="28"/>
-          <w:szCs w:val="28"/>
-        </w:rPr>
-        <w:t>ios::trunc</w:t>
-      </w:r>
+      <w:proofErr w:type="spellStart"/>
+      <w:r>
+        <w:rPr>
+          <w:b/>
+          <w:bCs/>
+          <w:sz w:val="28"/>
+          <w:szCs w:val="28"/>
+        </w:rPr>
+        <w:t>ios</w:t>
+      </w:r>
+      <w:proofErr w:type="spellEnd"/>
+      <w:r>
+        <w:rPr>
+          <w:b/>
+          <w:bCs/>
+          <w:sz w:val="28"/>
+          <w:szCs w:val="28"/>
+        </w:rPr>
+        <w:t>::</w:t>
+      </w:r>
+      <w:proofErr w:type="spellStart"/>
+      <w:r>
+        <w:rPr>
+          <w:b/>
+          <w:bCs/>
+          <w:sz w:val="28"/>
+          <w:szCs w:val="28"/>
+        </w:rPr>
+        <w:t>trunc</w:t>
+      </w:r>
+      <w:proofErr w:type="spellEnd"/>
       <w:r>
         <w:rPr>
           <w:sz w:val="28"/>
@@ -558,7 +635,23 @@
           <w:sz w:val="28"/>
           <w:szCs w:val="28"/>
         </w:rPr>
-        <w:t xml:space="preserve"> if 1 byte is for a char and int and float typically have 4 bytes each which should make up 9 bytes the discrepancy is due to padding where sometimes c++ compliers can add padding to ensure that data structures align to memory for performance </w:t>
+        <w:t xml:space="preserve"> if 1 byte is for a char and int and float typically have 4 bytes each which should make up 9 bytes the discrepancy is due to padding where sometimes </w:t>
+      </w:r>
+      <w:proofErr w:type="spellStart"/>
+      <w:r>
+        <w:rPr>
+          <w:sz w:val="28"/>
+          <w:szCs w:val="28"/>
+        </w:rPr>
+        <w:t>c++</w:t>
+      </w:r>
+      <w:proofErr w:type="spellEnd"/>
+      <w:r>
+        <w:rPr>
+          <w:sz w:val="28"/>
+          <w:szCs w:val="28"/>
+        </w:rPr>
+        <w:t xml:space="preserve"> compliers can add padding to ensure that data structures align to memory for performance </w:t>
       </w:r>
       <w:r>
         <w:rPr>
@@ -728,6 +821,215 @@
           <w:szCs w:val="28"/>
         </w:rPr>
       </w:pPr>
+      <w:r>
+        <w:rPr>
+          <w:sz w:val="28"/>
+          <w:szCs w:val="28"/>
+        </w:rPr>
+        <w:t>Undid previous comments and made a new solution for Part B</w:t>
+      </w:r>
+    </w:p>
+    <w:p>
+      <w:pPr>
+        <w:pStyle w:val="ListParagraph"/>
+        <w:numPr>
+          <w:ilvl w:val="0"/>
+          <w:numId w:val="1"/>
+        </w:numPr>
+        <w:rPr>
+          <w:b/>
+          <w:bCs/>
+          <w:sz w:val="28"/>
+          <w:szCs w:val="28"/>
+        </w:rPr>
+      </w:pPr>
+      <w:r>
+        <w:rPr>
+          <w:sz w:val="28"/>
+          <w:szCs w:val="28"/>
+        </w:rPr>
+        <w:t>Created test.txt file.</w:t>
+      </w:r>
+    </w:p>
+    <w:p>
+      <w:pPr>
+        <w:pStyle w:val="ListParagraph"/>
+        <w:numPr>
+          <w:ilvl w:val="0"/>
+          <w:numId w:val="1"/>
+        </w:numPr>
+        <w:rPr>
+          <w:b/>
+          <w:bCs/>
+          <w:sz w:val="28"/>
+          <w:szCs w:val="28"/>
+        </w:rPr>
+      </w:pPr>
+      <w:r>
+        <w:rPr>
+          <w:sz w:val="28"/>
+          <w:szCs w:val="28"/>
+        </w:rPr>
+        <w:t>Was able to Open up text file.</w:t>
+      </w:r>
+    </w:p>
+    <w:p>
+      <w:pPr>
+        <w:pStyle w:val="ListParagraph"/>
+        <w:numPr>
+          <w:ilvl w:val="0"/>
+          <w:numId w:val="1"/>
+        </w:numPr>
+        <w:rPr>
+          <w:b/>
+          <w:bCs/>
+          <w:sz w:val="28"/>
+          <w:szCs w:val="28"/>
+        </w:rPr>
+      </w:pPr>
+      <w:r>
+        <w:rPr>
+          <w:sz w:val="28"/>
+          <w:szCs w:val="28"/>
+        </w:rPr>
+        <w:t>Modified code to ignore black lines, ignore line that starts with #, split other lines and print each split line to screen.</w:t>
+      </w:r>
+    </w:p>
+    <w:p>
+      <w:pPr>
+        <w:rPr>
+          <w:b/>
+          <w:bCs/>
+          <w:sz w:val="28"/>
+          <w:szCs w:val="28"/>
+        </w:rPr>
+      </w:pPr>
+    </w:p>
+    <w:p>
+      <w:pPr>
+        <w:rPr>
+          <w:b/>
+          <w:bCs/>
+          <w:sz w:val="28"/>
+          <w:szCs w:val="28"/>
+        </w:rPr>
+      </w:pPr>
+      <w:r>
+        <w:rPr>
+          <w:b/>
+          <w:bCs/>
+          <w:sz w:val="28"/>
+          <w:szCs w:val="28"/>
+        </w:rPr>
+        <w:t xml:space="preserve">Part </w:t>
+      </w:r>
+      <w:r>
+        <w:rPr>
+          <w:b/>
+          <w:bCs/>
+          <w:sz w:val="28"/>
+          <w:szCs w:val="28"/>
+        </w:rPr>
+        <w:t>C</w:t>
+      </w:r>
+      <w:r>
+        <w:rPr>
+          <w:b/>
+          <w:bCs/>
+          <w:sz w:val="28"/>
+          <w:szCs w:val="28"/>
+        </w:rPr>
+        <w:t xml:space="preserve">: </w:t>
+      </w:r>
+    </w:p>
+    <w:p>
+      <w:pPr>
+        <w:rPr>
+          <w:b/>
+          <w:bCs/>
+          <w:i/>
+          <w:iCs/>
+          <w:sz w:val="28"/>
+          <w:szCs w:val="28"/>
+        </w:rPr>
+      </w:pPr>
+      <w:r>
+        <w:rPr>
+          <w:b/>
+          <w:bCs/>
+          <w:i/>
+          <w:iCs/>
+          <w:sz w:val="28"/>
+          <w:szCs w:val="28"/>
+        </w:rPr>
+        <w:t>Notes:</w:t>
+      </w:r>
+    </w:p>
+    <w:p>
+      <w:pPr>
+        <w:pStyle w:val="ListParagraph"/>
+        <w:numPr>
+          <w:ilvl w:val="0"/>
+          <w:numId w:val="1"/>
+        </w:numPr>
+        <w:rPr>
+          <w:b/>
+          <w:bCs/>
+          <w:sz w:val="28"/>
+          <w:szCs w:val="28"/>
+        </w:rPr>
+      </w:pPr>
+      <w:r>
+        <w:rPr>
+          <w:sz w:val="28"/>
+          <w:szCs w:val="28"/>
+        </w:rPr>
+        <w:t>Created New Solution for Part C</w:t>
+      </w:r>
+    </w:p>
+    <w:p>
+      <w:pPr>
+        <w:pStyle w:val="ListParagraph"/>
+        <w:numPr>
+          <w:ilvl w:val="0"/>
+          <w:numId w:val="1"/>
+        </w:numPr>
+        <w:rPr>
+          <w:b/>
+          <w:bCs/>
+          <w:sz w:val="28"/>
+          <w:szCs w:val="28"/>
+        </w:rPr>
+      </w:pPr>
+      <w:r>
+        <w:rPr>
+          <w:sz w:val="28"/>
+          <w:szCs w:val="28"/>
+        </w:rPr>
+        <w:t xml:space="preserve">Added json.hpp library. </w:t>
+      </w:r>
+    </w:p>
+    <w:p>
+      <w:pPr>
+        <w:pStyle w:val="ListParagraph"/>
+        <w:numPr>
+          <w:ilvl w:val="0"/>
+          <w:numId w:val="1"/>
+        </w:numPr>
+        <w:rPr>
+          <w:b/>
+          <w:bCs/>
+          <w:sz w:val="28"/>
+          <w:szCs w:val="28"/>
+        </w:rPr>
+      </w:pPr>
+      <w:r>
+        <w:rPr>
+          <w:sz w:val="28"/>
+          <w:szCs w:val="28"/>
+        </w:rPr>
+        <w:t>Print JSON result on console.</w:t>
+      </w:r>
     </w:p>
     <w:p>
       <w:pPr>
